--- a/story-revised/CoG - Chapter 10 Path B.docx
+++ b/story-revised/CoG - Chapter 10 Path B.docx
@@ -1383,6 +1383,10 @@
       <w:r>
         <w:t>[ALL LEVERAGE PATHS CONVERGE:]</w:t>
       </w:r>
+      <w:r>
+        <w:br/>
+        <w:t>[[END: WEAK_LEVERAGE (HALLOWAY_CAPTURED or HALLOWAY_DEAD) and NO_LEDGER]]</w:t>
+      </w:r>
     </w:p>
     <w:p/>
     <w:p>
@@ -1390,11 +1394,7 @@
         <w:t>DECISION POINT D10-POSITION 2: THE ASSASSIN'S CHOICE</w:t>
       </w:r>
     </w:p>
-    <w:p>
-      <w:r>
-        <w:t>[[END: WEAK_LEVERAGE (HALLOWAY_CAPTURED or HALLOWAY_DEAD) and NO_LEDGER]]</w:t>
-      </w:r>
-    </w:p>
+    <w:p/>
     <w:p/>
     <w:p>
       <w:r>

--- a/story-revised/CoG - Chapter 10 Path B.docx
+++ b/story-revised/CoG - Chapter 10 Path B.docx
@@ -1383,18 +1383,18 @@
       <w:r>
         <w:t>[ALL LEVERAGE PATHS CONVERGE:]</w:t>
       </w:r>
-      <w:r>
-        <w:br/>
+    </w:p>
+    <w:p/>
+    <w:p>
+      <w:r>
+        <w:t>DECISION POINT D10-POSITION 2: THE ASSASSIN'S CHOICE</w:t>
+      </w:r>
+    </w:p>
+    <w:p>
+      <w:r>
         <w:t>[[END: WEAK_LEVERAGE (HALLOWAY_CAPTURED or HALLOWAY_DEAD) and NO_LEDGER]]</w:t>
       </w:r>
     </w:p>
-    <w:p/>
-    <w:p>
-      <w:r>
-        <w:t>DECISION POINT D10-POSITION 2: THE ASSASSIN'S CHOICE</w:t>
-      </w:r>
-    </w:p>
-    <w:p/>
     <w:p/>
     <w:p>
       <w:r>
